--- a/docs/예창패 실제 제풀용/claudecode/2026년 예비창업패키지 사업계획서_페르소닉AI_codex.docx
+++ b/docs/예창패 실제 제풀용/claudecode/2026년 예비창업패키지 사업계획서_페르소닉AI_codex.docx
@@ -12843,7 +12843,7 @@
           </w:tcPr>
           <w:p>
             <w:r>
-              <w:t>누적 유료 80-100건, 반복 사용 8-10개사 검증</w:t>
+              <w:t>초기 유료 10-15건, 국내 반복 사용 검증</w:t>
             </w:r>
           </w:p>
         </w:tc>
